--- a/templates/report_template.docx
+++ b/templates/report_template.docx
@@ -6,12 +6,20 @@
       <w:pPr>
         <w:bidi/>
         <w:rPr>
+          <w:rFonts w:ascii="Sahel FD-WOL" w:hAnsi="Sahel FD-WOL" w:cs="Sahel FD-WOL"/>
+          <w:sz w:val="24"/>
+          <w:szCs w:val="24"/>
           <w:lang w:bidi="fa-IR"/>
         </w:rPr>
       </w:pPr>
       <w:proofErr w:type="gramStart"/>
       <w:r>
         <w:rPr>
+          <w:rFonts w:ascii="Sahel FD-WOL" w:hAnsi="Sahel FD-WOL" w:cs="Sahel FD-WOL"/>
+          <w:b/>
+          <w:bCs/>
+          <w:sz w:val="24"/>
+          <w:szCs w:val="24"/>
           <w:lang w:bidi="fa-IR"/>
         </w:rPr>
         <w:t>{{ gender</w:t>
@@ -19,13 +27,22 @@
       <w:proofErr w:type="gramEnd"/>
       <w:r>
         <w:rPr>
+          <w:rFonts w:ascii="Sahel FD-WOL" w:hAnsi="Sahel FD-WOL" w:cs="Sahel FD-WOL"/>
+          <w:b/>
+          <w:bCs/>
+          <w:sz w:val="24"/>
+          <w:szCs w:val="24"/>
           <w:lang w:bidi="fa-IR"/>
         </w:rPr>
         <w:t xml:space="preserve"> }}</w:t>
       </w:r>
       <w:r>
         <w:rPr>
-          <w:rFonts w:hint="cs"/>
+          <w:rFonts w:ascii="Sahel FD-WOL" w:hAnsi="Sahel FD-WOL" w:cs="Sahel FD-WOL"/>
+          <w:b/>
+          <w:bCs/>
+          <w:sz w:val="24"/>
+          <w:szCs w:val="24"/>
           <w:rtl/>
           <w:lang w:bidi="fa-IR"/>
         </w:rPr>
@@ -33,13 +50,22 @@
       </w:r>
       <w:r>
         <w:rPr>
+          <w:rFonts w:ascii="Sahel FD-WOL" w:hAnsi="Sahel FD-WOL" w:cs="Sahel FD-WOL"/>
+          <w:b/>
+          <w:bCs/>
+          <w:sz w:val="24"/>
+          <w:szCs w:val="24"/>
           <w:lang w:bidi="fa-IR"/>
         </w:rPr>
         <w:t>{{ name }}</w:t>
       </w:r>
       <w:r>
         <w:rPr>
-          <w:rFonts w:hint="cs"/>
+          <w:rFonts w:ascii="Sahel FD-WOL" w:hAnsi="Sahel FD-WOL" w:cs="Sahel FD-WOL"/>
+          <w:b/>
+          <w:bCs/>
+          <w:sz w:val="24"/>
+          <w:szCs w:val="24"/>
           <w:rtl/>
           <w:lang w:bidi="fa-IR"/>
         </w:rPr>
@@ -47,7 +73,9 @@
       </w:r>
       <w:r>
         <w:rPr>
-          <w:rFonts w:hint="cs"/>
+          <w:rFonts w:ascii="Sahel FD-WOL" w:hAnsi="Sahel FD-WOL" w:cs="Sahel FD-WOL"/>
+          <w:sz w:val="24"/>
+          <w:szCs w:val="24"/>
           <w:rtl/>
           <w:lang w:bidi="fa-IR"/>
         </w:rPr>
@@ -55,7 +83,9 @@
       </w:r>
       <w:r>
         <w:rPr>
-          <w:rFonts w:hint="cs"/>
+          <w:rFonts w:ascii="Sahel FD-WOL" w:hAnsi="Sahel FD-WOL" w:cs="Sahel FD-WOL"/>
+          <w:sz w:val="24"/>
+          <w:szCs w:val="24"/>
           <w:rtl/>
           <w:lang w:bidi="fa-IR"/>
         </w:rPr>
@@ -63,6 +93,9 @@
       </w:r>
       <w:r>
         <w:rPr>
+          <w:rFonts w:ascii="Sahel FD-WOL" w:hAnsi="Sahel FD-WOL" w:cs="Sahel FD-WOL"/>
+          <w:sz w:val="24"/>
+          <w:szCs w:val="24"/>
           <w:lang w:bidi="fa-IR"/>
         </w:rPr>
         <w:t xml:space="preserve">{{ </w:t>
@@ -70,12 +103,18 @@
       <w:proofErr w:type="spellStart"/>
       <w:r>
         <w:rPr>
+          <w:rFonts w:ascii="Sahel FD-WOL" w:hAnsi="Sahel FD-WOL" w:cs="Sahel FD-WOL"/>
+          <w:sz w:val="24"/>
+          <w:szCs w:val="24"/>
           <w:lang w:bidi="fa-IR"/>
         </w:rPr>
         <w:t>date.</w:t>
       </w:r>
       <w:r>
         <w:rPr>
+          <w:rFonts w:ascii="Sahel FD-WOL" w:hAnsi="Sahel FD-WOL" w:cs="Sahel FD-WOL"/>
+          <w:sz w:val="24"/>
+          <w:szCs w:val="24"/>
           <w:lang w:bidi="fa-IR"/>
         </w:rPr>
         <w:t>year</w:t>
@@ -83,13 +122,18 @@
       <w:proofErr w:type="spellEnd"/>
       <w:r>
         <w:rPr>
+          <w:rFonts w:ascii="Sahel FD-WOL" w:hAnsi="Sahel FD-WOL" w:cs="Sahel FD-WOL"/>
+          <w:sz w:val="24"/>
+          <w:szCs w:val="24"/>
           <w:lang w:bidi="fa-IR"/>
         </w:rPr>
         <w:t>}}</w:t>
       </w:r>
       <w:r>
         <w:rPr>
-          <w:rFonts w:hint="cs"/>
+          <w:rFonts w:ascii="Sahel FD-WOL" w:hAnsi="Sahel FD-WOL" w:cs="Sahel FD-WOL"/>
+          <w:sz w:val="24"/>
+          <w:szCs w:val="24"/>
           <w:rtl/>
           <w:lang w:bidi="fa-IR"/>
         </w:rPr>
@@ -97,6 +141,9 @@
       </w:r>
       <w:r>
         <w:rPr>
+          <w:rFonts w:ascii="Sahel FD-WOL" w:hAnsi="Sahel FD-WOL" w:cs="Sahel FD-WOL"/>
+          <w:sz w:val="24"/>
+          <w:szCs w:val="24"/>
           <w:lang w:bidi="fa-IR"/>
         </w:rPr>
         <w:t xml:space="preserve">{{ </w:t>
@@ -104,6 +151,9 @@
       <w:proofErr w:type="spellStart"/>
       <w:r>
         <w:rPr>
+          <w:rFonts w:ascii="Sahel FD-WOL" w:hAnsi="Sahel FD-WOL" w:cs="Sahel FD-WOL"/>
+          <w:sz w:val="24"/>
+          <w:szCs w:val="24"/>
           <w:lang w:bidi="fa-IR"/>
         </w:rPr>
         <w:t>total.duration</w:t>
@@ -111,13 +161,18 @@
       <w:proofErr w:type="spellEnd"/>
       <w:r>
         <w:rPr>
+          <w:rFonts w:ascii="Sahel FD-WOL" w:hAnsi="Sahel FD-WOL" w:cs="Sahel FD-WOL"/>
+          <w:sz w:val="24"/>
+          <w:szCs w:val="24"/>
           <w:lang w:bidi="fa-IR"/>
         </w:rPr>
         <w:t xml:space="preserve"> }}</w:t>
       </w:r>
       <w:r>
         <w:rPr>
-          <w:rFonts w:hint="cs"/>
+          <w:rFonts w:ascii="Sahel FD-WOL" w:hAnsi="Sahel FD-WOL" w:cs="Sahel FD-WOL"/>
+          <w:sz w:val="24"/>
+          <w:szCs w:val="24"/>
           <w:rtl/>
           <w:lang w:bidi="fa-IR"/>
         </w:rPr>
@@ -125,361 +180,581 @@
       </w:r>
       <w:r>
         <w:rPr>
-          <w:rFonts w:hint="cs"/>
+          <w:rFonts w:ascii="Sahel FD-WOL" w:hAnsi="Sahel FD-WOL" w:cs="Sahel FD-WOL"/>
+          <w:sz w:val="24"/>
+          <w:szCs w:val="24"/>
           <w:rtl/>
           <w:lang w:bidi="fa-IR"/>
         </w:rPr>
         <w:t>به شرح زیر می باشد.</w:t>
       </w:r>
     </w:p>
-    <w:p>
-      <w:pPr>
-        <w:rPr>
-          <w:rtl/>
-          <w:lang w:bidi="fa-IR"/>
-        </w:rPr>
-      </w:pPr>
-    </w:p>
     <w:tbl>
       <w:tblPr>
         <w:tblStyle w:val="TableGrid"/>
         <w:bidiVisual/>
-        <w:tblW w:w="0" w:type="auto"/>
+        <w:tblW w:w="5000" w:type="pct"/>
         <w:tblLook w:val="04A0" w:firstRow="1" w:lastRow="0" w:firstColumn="1" w:lastColumn="0" w:noHBand="0" w:noVBand="1"/>
       </w:tblPr>
       <w:tblGrid>
-        <w:gridCol w:w="1847"/>
-        <w:gridCol w:w="1398"/>
-        <w:gridCol w:w="366"/>
-        <w:gridCol w:w="2500"/>
-        <w:gridCol w:w="379"/>
-        <w:gridCol w:w="1668"/>
-        <w:gridCol w:w="1578"/>
+        <w:gridCol w:w="3244"/>
+        <w:gridCol w:w="3244"/>
+        <w:gridCol w:w="3248"/>
       </w:tblGrid>
       <w:tr>
+        <w:trPr>
+          <w:trHeight w:val="668"/>
+        </w:trPr>
         <w:tc>
           <w:tcPr>
-            <w:tcW w:w="1847" w:type="dxa"/>
+            <w:tcW w:w="1666" w:type="pct"/>
             <w:shd w:val="clear" w:color="auto" w:fill="00B050"/>
+            <w:vAlign w:val="center"/>
           </w:tcPr>
           <w:p>
             <w:pPr>
               <w:bidi/>
               <w:jc w:val="center"/>
               <w:rPr>
+                <w:rFonts w:ascii="Sahel FD-WOL" w:hAnsi="Sahel FD-WOL" w:cs="Sahel FD-WOL"/>
                 <w:b/>
                 <w:bCs/>
-                <w:sz w:val="20"/>
-                <w:szCs w:val="24"/>
-                <w:rtl/>
-                <w:lang w:bidi="fa-IR"/>
+                <w:sz w:val="18"/>
+                <w:szCs w:val="18"/>
               </w:rPr>
             </w:pPr>
             <w:r>
               <w:rPr>
-                <w:rFonts w:hint="cs"/>
+                <w:rFonts w:ascii="Sahel FD-WOL" w:hAnsi="Sahel FD-WOL" w:cs="Sahel FD-WOL"/>
                 <w:b/>
                 <w:bCs/>
-                <w:sz w:val="20"/>
-                <w:szCs w:val="24"/>
-                <w:rtl/>
-                <w:lang w:bidi="fa-IR"/>
-              </w:rPr>
-              <w:t>عنوان دوره</w:t>
+                <w:sz w:val="18"/>
+                <w:szCs w:val="18"/>
+              </w:rPr>
+              <w:t>{%</w:t>
+            </w:r>
+            <w:proofErr w:type="spellStart"/>
+            <w:r>
+              <w:rPr>
+                <w:rFonts w:ascii="Sahel FD-WOL" w:hAnsi="Sahel FD-WOL" w:cs="Sahel FD-WOL"/>
+                <w:b/>
+                <w:bCs/>
+                <w:sz w:val="18"/>
+                <w:szCs w:val="18"/>
+              </w:rPr>
+              <w:t>tc</w:t>
+            </w:r>
+            <w:proofErr w:type="spellEnd"/>
+            <w:r>
+              <w:rPr>
+                <w:rFonts w:ascii="Sahel FD-WOL" w:hAnsi="Sahel FD-WOL" w:cs="Sahel FD-WOL"/>
+                <w:b/>
+                <w:bCs/>
+                <w:sz w:val="18"/>
+                <w:szCs w:val="18"/>
+              </w:rPr>
+              <w:t xml:space="preserve"> for </w:t>
+            </w:r>
+            <w:r>
+              <w:rPr>
+                <w:rFonts w:ascii="Calibri" w:hAnsi="Calibri" w:cs="Calibri"/>
+                <w:b/>
+                <w:bCs/>
+                <w:sz w:val="18"/>
+                <w:szCs w:val="18"/>
+              </w:rPr>
+              <w:t>value</w:t>
+            </w:r>
+            <w:r>
+              <w:rPr>
+                <w:rFonts w:ascii="Sahel FD-WOL" w:hAnsi="Sahel FD-WOL" w:cs="Sahel FD-WOL"/>
+                <w:b/>
+                <w:bCs/>
+                <w:sz w:val="18"/>
+                <w:szCs w:val="18"/>
+              </w:rPr>
+              <w:t xml:space="preserve"> in </w:t>
+            </w:r>
+            <w:proofErr w:type="spellStart"/>
+            <w:proofErr w:type="gramStart"/>
+            <w:r>
+              <w:rPr>
+                <w:rFonts w:ascii="Sahel FD-WOL" w:hAnsi="Sahel FD-WOL" w:cs="Sahel FD-WOL"/>
+                <w:b/>
+                <w:bCs/>
+                <w:sz w:val="18"/>
+                <w:szCs w:val="18"/>
+              </w:rPr>
+              <w:t>labels</w:t>
+            </w:r>
+            <w:r>
+              <w:rPr>
+                <w:rFonts w:ascii="Sahel FD-WOL" w:hAnsi="Sahel FD-WOL" w:cs="Sahel FD-WOL"/>
+                <w:b/>
+                <w:bCs/>
+                <w:sz w:val="18"/>
+                <w:szCs w:val="18"/>
+              </w:rPr>
+              <w:t>.</w:t>
+            </w:r>
+            <w:r>
+              <w:rPr>
+                <w:rFonts w:ascii="Calibri" w:hAnsi="Calibri" w:cs="Calibri"/>
+                <w:b/>
+                <w:bCs/>
+                <w:sz w:val="18"/>
+                <w:szCs w:val="18"/>
+              </w:rPr>
+              <w:t>values</w:t>
+            </w:r>
+            <w:proofErr w:type="spellEnd"/>
+            <w:proofErr w:type="gramEnd"/>
+            <w:r>
+              <w:rPr>
+                <w:rFonts w:ascii="Calibri" w:hAnsi="Calibri" w:cs="Calibri"/>
+                <w:b/>
+                <w:bCs/>
+                <w:sz w:val="18"/>
+                <w:szCs w:val="18"/>
+              </w:rPr>
+              <w:t>()</w:t>
+            </w:r>
+            <w:r>
+              <w:rPr>
+                <w:rFonts w:ascii="Sahel FD-WOL" w:hAnsi="Sahel FD-WOL" w:cs="Sahel FD-WOL"/>
+                <w:b/>
+                <w:bCs/>
+                <w:sz w:val="18"/>
+                <w:szCs w:val="18"/>
+              </w:rPr>
+              <w:t xml:space="preserve"> %}</w:t>
             </w:r>
           </w:p>
         </w:tc>
         <w:tc>
           <w:tcPr>
-            <w:tcW w:w="1764" w:type="dxa"/>
-            <w:gridSpan w:val="2"/>
+            <w:tcW w:w="1666" w:type="pct"/>
             <w:shd w:val="clear" w:color="auto" w:fill="00B050"/>
+            <w:vAlign w:val="center"/>
           </w:tcPr>
           <w:p>
             <w:pPr>
               <w:bidi/>
               <w:jc w:val="center"/>
               <w:rPr>
+                <w:rFonts w:ascii="Sahel FD-WOL" w:hAnsi="Sahel FD-WOL" w:cs="Sahel FD-WOL"/>
                 <w:b/>
                 <w:bCs/>
-                <w:sz w:val="20"/>
-                <w:szCs w:val="24"/>
-                <w:rtl/>
-                <w:lang w:bidi="fa-IR"/>
+                <w:sz w:val="18"/>
+                <w:szCs w:val="18"/>
               </w:rPr>
             </w:pPr>
-            <w:r>
-              <w:rPr>
-                <w:rFonts w:hint="cs"/>
+            <w:proofErr w:type="gramStart"/>
+            <w:r>
+              <w:rPr>
+                <w:rFonts w:ascii="Sahel FD-WOL" w:hAnsi="Sahel FD-WOL" w:cs="Sahel FD-WOL"/>
                 <w:b/>
                 <w:bCs/>
-                <w:sz w:val="20"/>
-                <w:szCs w:val="24"/>
-                <w:rtl/>
-                <w:lang w:bidi="fa-IR"/>
-              </w:rPr>
-              <w:t>تاریخ برگزاری</w:t>
+                <w:sz w:val="18"/>
+                <w:szCs w:val="18"/>
+              </w:rPr>
+              <w:t xml:space="preserve">{{ </w:t>
+            </w:r>
+            <w:r>
+              <w:rPr>
+                <w:rFonts w:ascii="Calibri" w:hAnsi="Calibri" w:cs="Calibri"/>
+                <w:b/>
+                <w:bCs/>
+                <w:sz w:val="18"/>
+                <w:szCs w:val="18"/>
+              </w:rPr>
+              <w:t>value</w:t>
+            </w:r>
+            <w:proofErr w:type="gramEnd"/>
+            <w:r>
+              <w:rPr>
+                <w:rFonts w:ascii="Sahel FD-WOL" w:hAnsi="Sahel FD-WOL" w:cs="Sahel FD-WOL"/>
+                <w:b/>
+                <w:bCs/>
+                <w:sz w:val="18"/>
+                <w:szCs w:val="18"/>
+              </w:rPr>
+              <w:t xml:space="preserve"> }}</w:t>
             </w:r>
           </w:p>
         </w:tc>
         <w:tc>
           <w:tcPr>
-            <w:tcW w:w="2500" w:type="dxa"/>
+            <w:tcW w:w="1667" w:type="pct"/>
             <w:shd w:val="clear" w:color="auto" w:fill="00B050"/>
+            <w:vAlign w:val="center"/>
           </w:tcPr>
           <w:p>
             <w:pPr>
               <w:bidi/>
               <w:jc w:val="center"/>
               <w:rPr>
+                <w:rFonts w:ascii="Sahel FD-WOL" w:hAnsi="Sahel FD-WOL" w:cs="Sahel FD-WOL"/>
                 <w:b/>
                 <w:bCs/>
-                <w:sz w:val="20"/>
-                <w:szCs w:val="24"/>
-                <w:rtl/>
-                <w:lang w:bidi="fa-IR"/>
+                <w:sz w:val="18"/>
+                <w:szCs w:val="18"/>
               </w:rPr>
             </w:pPr>
             <w:r>
               <w:rPr>
-                <w:rFonts w:hint="cs"/>
+                <w:rFonts w:ascii="Sahel FD-WOL" w:hAnsi="Sahel FD-WOL" w:cs="Sahel FD-WOL"/>
                 <w:b/>
                 <w:bCs/>
-                <w:sz w:val="20"/>
+                <w:sz w:val="18"/>
+                <w:szCs w:val="18"/>
+              </w:rPr>
+              <w:t>{%</w:t>
+            </w:r>
+            <w:proofErr w:type="spellStart"/>
+            <w:r>
+              <w:rPr>
+                <w:rFonts w:ascii="Sahel FD-WOL" w:hAnsi="Sahel FD-WOL" w:cs="Sahel FD-WOL"/>
+                <w:b/>
+                <w:bCs/>
+                <w:sz w:val="18"/>
+                <w:szCs w:val="18"/>
+              </w:rPr>
+              <w:t>tc</w:t>
+            </w:r>
+            <w:proofErr w:type="spellEnd"/>
+            <w:r>
+              <w:rPr>
+                <w:rFonts w:ascii="Sahel FD-WOL" w:hAnsi="Sahel FD-WOL" w:cs="Sahel FD-WOL"/>
+                <w:b/>
+                <w:bCs/>
+                <w:sz w:val="18"/>
+                <w:szCs w:val="18"/>
+              </w:rPr>
+              <w:t xml:space="preserve"> </w:t>
+            </w:r>
+            <w:proofErr w:type="spellStart"/>
+            <w:r>
+              <w:rPr>
+                <w:rFonts w:ascii="Sahel FD-WOL" w:hAnsi="Sahel FD-WOL" w:cs="Sahel FD-WOL"/>
+                <w:b/>
+                <w:bCs/>
+                <w:sz w:val="18"/>
+                <w:szCs w:val="18"/>
+              </w:rPr>
+              <w:t>endfor</w:t>
+            </w:r>
+            <w:proofErr w:type="spellEnd"/>
+            <w:r>
+              <w:rPr>
+                <w:rFonts w:ascii="Sahel FD-WOL" w:hAnsi="Sahel FD-WOL" w:cs="Sahel FD-WOL"/>
+                <w:b/>
+                <w:bCs/>
+                <w:sz w:val="18"/>
+                <w:szCs w:val="18"/>
+              </w:rPr>
+              <w:t xml:space="preserve"> %}</w:t>
+            </w:r>
+          </w:p>
+        </w:tc>
+      </w:tr>
+      <w:tr>
+        <w:trPr>
+          <w:trHeight w:val="668"/>
+        </w:trPr>
+        <w:tc>
+          <w:tcPr>
+            <w:tcW w:w="5000" w:type="pct"/>
+            <w:gridSpan w:val="3"/>
+            <w:vAlign w:val="center"/>
+          </w:tcPr>
+          <w:p>
+            <w:pPr>
+              <w:jc w:val="center"/>
+              <w:rPr>
+                <w:rFonts w:ascii="Sahel FD-WOL" w:hAnsi="Sahel FD-WOL" w:cs="Sahel FD-WOL"/>
+                <w:sz w:val="24"/>
                 <w:szCs w:val="24"/>
-                <w:rtl/>
-                <w:lang w:bidi="fa-IR"/>
-              </w:rPr>
-              <w:t>واحد برگزار کننده</w:t>
+              </w:rPr>
+            </w:pPr>
+            <w:r>
+              <w:rPr>
+                <w:rFonts w:ascii="Sahel FD-WOL" w:hAnsi="Sahel FD-WOL" w:cs="Sahel FD-WOL"/>
+                <w:sz w:val="24"/>
+                <w:szCs w:val="24"/>
+              </w:rPr>
+              <w:t xml:space="preserve">{%tr </w:t>
+            </w:r>
+            <w:r>
+              <w:rPr>
+                <w:rFonts w:ascii="Calibri" w:hAnsi="Calibri" w:cs="Calibri"/>
+                <w:sz w:val="24"/>
+                <w:szCs w:val="24"/>
+              </w:rPr>
+              <w:t xml:space="preserve">for enrollment in enrollments </w:t>
+            </w:r>
+            <w:r>
+              <w:rPr>
+                <w:rFonts w:ascii="Sahel FD-WOL" w:hAnsi="Sahel FD-WOL" w:cs="Sahel FD-WOL"/>
+                <w:sz w:val="24"/>
+                <w:szCs w:val="24"/>
+              </w:rPr>
+              <w:t>%}</w:t>
+            </w:r>
+          </w:p>
+        </w:tc>
+      </w:tr>
+      <w:tr>
+        <w:trPr>
+          <w:trHeight w:val="668"/>
+        </w:trPr>
+        <w:tc>
+          <w:tcPr>
+            <w:tcW w:w="1666" w:type="pct"/>
+            <w:vAlign w:val="center"/>
+          </w:tcPr>
+          <w:p>
+            <w:pPr>
+              <w:jc w:val="center"/>
+              <w:rPr>
+                <w:rFonts w:ascii="Sahel FD-WOL" w:hAnsi="Sahel FD-WOL" w:cs="Sahel FD-WOL"/>
+                <w:sz w:val="18"/>
+                <w:szCs w:val="18"/>
+              </w:rPr>
+            </w:pPr>
+            <w:r>
+              <w:rPr>
+                <w:rFonts w:ascii="Sahel FD-WOL" w:hAnsi="Sahel FD-WOL" w:cs="Sahel FD-WOL"/>
+                <w:sz w:val="18"/>
+                <w:szCs w:val="18"/>
+              </w:rPr>
+              <w:t>{%</w:t>
+            </w:r>
+            <w:proofErr w:type="spellStart"/>
+            <w:r>
+              <w:rPr>
+                <w:rFonts w:ascii="Sahel FD-WOL" w:hAnsi="Sahel FD-WOL" w:cs="Sahel FD-WOL"/>
+                <w:sz w:val="18"/>
+                <w:szCs w:val="18"/>
+              </w:rPr>
+              <w:t>tc</w:t>
+            </w:r>
+            <w:proofErr w:type="spellEnd"/>
+            <w:r>
+              <w:rPr>
+                <w:rFonts w:ascii="Sahel FD-WOL" w:hAnsi="Sahel FD-WOL" w:cs="Sahel FD-WOL"/>
+                <w:sz w:val="18"/>
+                <w:szCs w:val="18"/>
+              </w:rPr>
+              <w:t xml:space="preserve"> for </w:t>
+            </w:r>
+            <w:r>
+              <w:rPr>
+                <w:rFonts w:ascii="Sahel FD-WOL" w:hAnsi="Sahel FD-WOL" w:cs="Sahel FD-WOL"/>
+                <w:sz w:val="18"/>
+                <w:szCs w:val="18"/>
+              </w:rPr>
+              <w:t>value</w:t>
+            </w:r>
+            <w:r>
+              <w:rPr>
+                <w:rFonts w:ascii="Sahel FD-WOL" w:hAnsi="Sahel FD-WOL" w:cs="Sahel FD-WOL"/>
+                <w:sz w:val="18"/>
+                <w:szCs w:val="18"/>
+              </w:rPr>
+              <w:t xml:space="preserve"> in </w:t>
+            </w:r>
+            <w:proofErr w:type="spellStart"/>
+            <w:proofErr w:type="gramStart"/>
+            <w:r>
+              <w:rPr>
+                <w:rFonts w:ascii="Sahel FD-WOL" w:hAnsi="Sahel FD-WOL" w:cs="Sahel FD-WOL"/>
+                <w:sz w:val="18"/>
+                <w:szCs w:val="18"/>
+              </w:rPr>
+              <w:t>enrollment</w:t>
+            </w:r>
+            <w:r>
+              <w:rPr>
+                <w:rFonts w:ascii="Sahel FD-WOL" w:hAnsi="Sahel FD-WOL" w:cs="Sahel FD-WOL"/>
+                <w:sz w:val="18"/>
+                <w:szCs w:val="18"/>
+              </w:rPr>
+              <w:t>.values</w:t>
+            </w:r>
+            <w:proofErr w:type="spellEnd"/>
+            <w:proofErr w:type="gramEnd"/>
+            <w:r>
+              <w:rPr>
+                <w:rFonts w:ascii="Sahel FD-WOL" w:hAnsi="Sahel FD-WOL" w:cs="Sahel FD-WOL"/>
+                <w:sz w:val="18"/>
+                <w:szCs w:val="18"/>
+              </w:rPr>
+              <w:t>()</w:t>
+            </w:r>
+            <w:r>
+              <w:rPr>
+                <w:rFonts w:ascii="Sahel FD-WOL" w:hAnsi="Sahel FD-WOL" w:cs="Sahel FD-WOL"/>
+                <w:sz w:val="18"/>
+                <w:szCs w:val="18"/>
+              </w:rPr>
+              <w:t xml:space="preserve"> %}</w:t>
             </w:r>
           </w:p>
         </w:tc>
         <w:tc>
           <w:tcPr>
-            <w:tcW w:w="2047" w:type="dxa"/>
-            <w:gridSpan w:val="2"/>
-            <w:shd w:val="clear" w:color="auto" w:fill="00B050"/>
+            <w:tcW w:w="1666" w:type="pct"/>
+            <w:vAlign w:val="center"/>
           </w:tcPr>
           <w:p>
             <w:pPr>
-              <w:bidi/>
               <w:jc w:val="center"/>
               <w:rPr>
-                <w:b/>
-                <w:bCs/>
-                <w:sz w:val="20"/>
-                <w:szCs w:val="24"/>
-                <w:rtl/>
-                <w:lang w:bidi="fa-IR"/>
+                <w:rFonts w:ascii="Sahel FD-WOL" w:hAnsi="Sahel FD-WOL" w:cs="Sahel FD-WOL"/>
+                <w:sz w:val="18"/>
+                <w:szCs w:val="18"/>
               </w:rPr>
             </w:pPr>
-            <w:r>
-              <w:rPr>
-                <w:rFonts w:hint="cs"/>
-                <w:b/>
-                <w:bCs/>
-                <w:sz w:val="20"/>
-                <w:szCs w:val="24"/>
-                <w:rtl/>
-                <w:lang w:bidi="fa-IR"/>
-              </w:rPr>
-              <w:t>مدت زمان دوره</w:t>
+            <w:proofErr w:type="gramStart"/>
+            <w:r>
+              <w:rPr>
+                <w:rFonts w:ascii="Sahel FD-WOL" w:hAnsi="Sahel FD-WOL" w:cs="Sahel FD-WOL"/>
+                <w:sz w:val="18"/>
+                <w:szCs w:val="18"/>
+              </w:rPr>
+              <w:t xml:space="preserve">{{ </w:t>
+            </w:r>
+            <w:r>
+              <w:rPr>
+                <w:rFonts w:ascii="Sahel FD-WOL" w:hAnsi="Sahel FD-WOL" w:cs="Sahel FD-WOL"/>
+                <w:sz w:val="18"/>
+                <w:szCs w:val="18"/>
+              </w:rPr>
+              <w:t>value</w:t>
+            </w:r>
+            <w:proofErr w:type="gramEnd"/>
+            <w:r>
+              <w:rPr>
+                <w:rFonts w:ascii="Sahel FD-WOL" w:hAnsi="Sahel FD-WOL" w:cs="Sahel FD-WOL"/>
+                <w:sz w:val="18"/>
+                <w:szCs w:val="18"/>
+              </w:rPr>
+              <w:t xml:space="preserve"> </w:t>
+            </w:r>
+            <w:r>
+              <w:rPr>
+                <w:rFonts w:ascii="Sahel FD-WOL" w:hAnsi="Sahel FD-WOL" w:cs="Sahel FD-WOL"/>
+                <w:sz w:val="18"/>
+                <w:szCs w:val="18"/>
+              </w:rPr>
+              <w:t>}}</w:t>
             </w:r>
           </w:p>
         </w:tc>
         <w:tc>
           <w:tcPr>
-            <w:tcW w:w="1578" w:type="dxa"/>
-            <w:shd w:val="clear" w:color="auto" w:fill="00B050"/>
+            <w:tcW w:w="1667" w:type="pct"/>
+            <w:vAlign w:val="center"/>
           </w:tcPr>
           <w:p>
             <w:pPr>
-              <w:bidi/>
               <w:jc w:val="center"/>
               <w:rPr>
-                <w:b/>
-                <w:bCs/>
-                <w:sz w:val="20"/>
-                <w:szCs w:val="24"/>
-                <w:rtl/>
-                <w:lang w:bidi="fa-IR"/>
+                <w:rFonts w:ascii="Sahel FD-WOL" w:hAnsi="Sahel FD-WOL" w:cs="Sahel FD-WOL"/>
+                <w:sz w:val="18"/>
+                <w:szCs w:val="18"/>
               </w:rPr>
             </w:pPr>
             <w:r>
               <w:rPr>
-                <w:rFonts w:hint="cs"/>
-                <w:b/>
-                <w:bCs/>
-                <w:sz w:val="20"/>
-                <w:szCs w:val="24"/>
-                <w:rtl/>
-                <w:lang w:bidi="fa-IR"/>
-              </w:rPr>
-              <w:t>تاریخ دریافت گواهی</w:t>
+                <w:rFonts w:ascii="Sahel FD-WOL" w:hAnsi="Sahel FD-WOL" w:cs="Sahel FD-WOL"/>
+                <w:sz w:val="18"/>
+                <w:szCs w:val="18"/>
+              </w:rPr>
+              <w:t>{%</w:t>
+            </w:r>
+            <w:proofErr w:type="spellStart"/>
+            <w:r>
+              <w:rPr>
+                <w:rFonts w:ascii="Sahel FD-WOL" w:hAnsi="Sahel FD-WOL" w:cs="Sahel FD-WOL"/>
+                <w:sz w:val="18"/>
+                <w:szCs w:val="18"/>
+              </w:rPr>
+              <w:t>tc</w:t>
+            </w:r>
+            <w:proofErr w:type="spellEnd"/>
+            <w:r>
+              <w:rPr>
+                <w:rFonts w:ascii="Sahel FD-WOL" w:hAnsi="Sahel FD-WOL" w:cs="Sahel FD-WOL"/>
+                <w:sz w:val="18"/>
+                <w:szCs w:val="18"/>
+              </w:rPr>
+              <w:t xml:space="preserve"> </w:t>
+            </w:r>
+            <w:proofErr w:type="spellStart"/>
+            <w:r>
+              <w:rPr>
+                <w:rFonts w:ascii="Sahel FD-WOL" w:hAnsi="Sahel FD-WOL" w:cs="Sahel FD-WOL"/>
+                <w:sz w:val="18"/>
+                <w:szCs w:val="18"/>
+              </w:rPr>
+              <w:t>endfor</w:t>
+            </w:r>
+            <w:proofErr w:type="spellEnd"/>
+            <w:r>
+              <w:rPr>
+                <w:rFonts w:ascii="Sahel FD-WOL" w:hAnsi="Sahel FD-WOL" w:cs="Sahel FD-WOL"/>
+                <w:sz w:val="18"/>
+                <w:szCs w:val="18"/>
+              </w:rPr>
+              <w:t xml:space="preserve"> %}</w:t>
             </w:r>
           </w:p>
         </w:tc>
       </w:tr>
       <w:tr>
+        <w:trPr>
+          <w:trHeight w:val="668"/>
+        </w:trPr>
         <w:tc>
           <w:tcPr>
-            <w:tcW w:w="9736" w:type="dxa"/>
-            <w:gridSpan w:val="7"/>
-            <w:shd w:val="clear" w:color="auto" w:fill="auto"/>
+            <w:tcW w:w="5000" w:type="pct"/>
+            <w:gridSpan w:val="3"/>
+            <w:vAlign w:val="center"/>
           </w:tcPr>
           <w:p>
             <w:pPr>
-              <w:bidi/>
               <w:jc w:val="center"/>
               <w:rPr>
-                <w:b/>
-                <w:bCs/>
-                <w:sz w:val="20"/>
+                <w:rFonts w:ascii="Sahel FD-WOL" w:hAnsi="Sahel FD-WOL" w:cs="Sahel FD-WOL"/>
+                <w:sz w:val="24"/>
                 <w:szCs w:val="24"/>
-                <w:rtl/>
-                <w:lang w:bidi="fa-IR"/>
               </w:rPr>
             </w:pPr>
             <w:r>
-              <w:t xml:space="preserve">{%tr for values in </w:t>
-            </w:r>
-            <w:r>
-              <w:t>enrollments</w:t>
-            </w:r>
-            <w:r>
-              <w:t xml:space="preserve"> %}</w:t>
-            </w:r>
-          </w:p>
-        </w:tc>
-      </w:tr>
-      <w:tr>
-        <w:tc>
-          <w:tcPr>
-            <w:tcW w:w="3245" w:type="dxa"/>
-            <w:gridSpan w:val="2"/>
-            <w:shd w:val="clear" w:color="auto" w:fill="auto"/>
-          </w:tcPr>
-          <w:p>
-            <w:pPr>
-              <w:bidi/>
-              <w:jc w:val="center"/>
-            </w:pPr>
-            <w:r>
-              <w:t>{%</w:t>
+              <w:rPr>
+                <w:rFonts w:ascii="Sahel FD-WOL" w:hAnsi="Sahel FD-WOL" w:cs="Sahel FD-WOL"/>
+                <w:sz w:val="24"/>
+                <w:szCs w:val="24"/>
+              </w:rPr>
+              <w:t xml:space="preserve">{%tr </w:t>
             </w:r>
             <w:proofErr w:type="spellStart"/>
             <w:r>
-              <w:t>tc</w:t>
+              <w:rPr>
+                <w:rFonts w:ascii="Sahel FD-WOL" w:hAnsi="Sahel FD-WOL" w:cs="Sahel FD-WOL"/>
+                <w:sz w:val="24"/>
+                <w:szCs w:val="24"/>
+              </w:rPr>
+              <w:t>endfor</w:t>
             </w:r>
             <w:proofErr w:type="spellEnd"/>
             <w:r>
-              <w:t xml:space="preserve"> </w:t>
-            </w:r>
-            <w:proofErr w:type="spellStart"/>
-            <w:r>
-              <w:t>endfor</w:t>
-            </w:r>
-            <w:proofErr w:type="spellEnd"/>
-            <w:r>
-              <w:t xml:space="preserve"> %}</w:t>
-            </w:r>
-          </w:p>
-        </w:tc>
-        <w:tc>
-          <w:tcPr>
-            <w:tcW w:w="3245" w:type="dxa"/>
-            <w:gridSpan w:val="3"/>
-            <w:shd w:val="clear" w:color="auto" w:fill="auto"/>
-          </w:tcPr>
-          <w:p>
-            <w:pPr>
-              <w:bidi/>
-              <w:jc w:val="center"/>
-            </w:pPr>
-            <w:proofErr w:type="gramStart"/>
-            <w:r>
-              <w:t>{{ col</w:t>
-            </w:r>
-            <w:proofErr w:type="gramEnd"/>
-            <w:r>
-              <w:t xml:space="preserve"> }}</w:t>
-            </w:r>
-          </w:p>
-        </w:tc>
-        <w:tc>
-          <w:tcPr>
-            <w:tcW w:w="3246" w:type="dxa"/>
-            <w:gridSpan w:val="2"/>
-            <w:shd w:val="clear" w:color="auto" w:fill="auto"/>
-          </w:tcPr>
-          <w:p>
-            <w:pPr>
-              <w:bidi/>
-              <w:jc w:val="center"/>
-            </w:pPr>
-            <w:r>
-              <w:t>{%</w:t>
-            </w:r>
-            <w:proofErr w:type="spellStart"/>
-            <w:r>
-              <w:t>tc</w:t>
-            </w:r>
-            <w:proofErr w:type="spellEnd"/>
-            <w:r>
-              <w:t xml:space="preserve"> </w:t>
-            </w:r>
-            <w:r>
-              <w:t>_,</w:t>
-            </w:r>
-            <w:r>
-              <w:t xml:space="preserve"> </w:t>
-            </w:r>
-            <w:r>
-              <w:t xml:space="preserve">col in </w:t>
-            </w:r>
-            <w:proofErr w:type="spellStart"/>
-            <w:proofErr w:type="gramStart"/>
-            <w:r>
-              <w:t>values.items</w:t>
-            </w:r>
-            <w:proofErr w:type="spellEnd"/>
-            <w:proofErr w:type="gramEnd"/>
-            <w:r>
-              <w:t>() %}</w:t>
-            </w:r>
-          </w:p>
-        </w:tc>
-      </w:tr>
-      <w:tr>
-        <w:tc>
-          <w:tcPr>
-            <w:tcW w:w="9736" w:type="dxa"/>
-            <w:gridSpan w:val="7"/>
-          </w:tcPr>
-          <w:p>
-            <w:pPr>
-              <w:bidi/>
-              <w:rPr>
-                <w:lang w:bidi="fa-IR"/>
-              </w:rPr>
-            </w:pPr>
-            <w:r>
-              <w:rPr>
-                <w:lang w:bidi="fa-IR"/>
-              </w:rPr>
-              <w:t xml:space="preserve">{%tr </w:t>
-            </w:r>
-            <w:proofErr w:type="spellStart"/>
-            <w:r>
-              <w:rPr>
-                <w:lang w:bidi="fa-IR"/>
-              </w:rPr>
-              <w:t>endfor</w:t>
-            </w:r>
-            <w:proofErr w:type="spellEnd"/>
-            <w:r>
-              <w:rPr>
-                <w:lang w:bidi="fa-IR"/>
+              <w:rPr>
+                <w:rFonts w:ascii="Sahel FD-WOL" w:hAnsi="Sahel FD-WOL" w:cs="Sahel FD-WOL"/>
+                <w:sz w:val="24"/>
+                <w:szCs w:val="24"/>
               </w:rPr>
               <w:t xml:space="preserve"> %}</w:t>
             </w:r>
@@ -489,7 +764,32 @@
     </w:tbl>
     <w:p>
       <w:pPr>
+        <w:bidi/>
         <w:rPr>
+          <w:rFonts w:ascii="Sahel FD-WOL" w:hAnsi="Sahel FD-WOL" w:cs="Sahel FD-WOL"/>
+          <w:sz w:val="24"/>
+          <w:szCs w:val="24"/>
+          <w:lang w:bidi="fa-IR"/>
+        </w:rPr>
+      </w:pPr>
+    </w:p>
+    <w:p>
+      <w:pPr>
+        <w:rPr>
+          <w:rFonts w:ascii="Sahel FD-WOL" w:hAnsi="Sahel FD-WOL" w:cs="Sahel FD-WOL"/>
+          <w:sz w:val="24"/>
+          <w:szCs w:val="24"/>
+          <w:rtl/>
+          <w:lang w:bidi="fa-IR"/>
+        </w:rPr>
+      </w:pPr>
+    </w:p>
+    <w:p>
+      <w:pPr>
+        <w:rPr>
+          <w:rFonts w:ascii="Sahel FD-WOL" w:hAnsi="Sahel FD-WOL" w:cs="Sahel FD-WOL"/>
+          <w:sz w:val="24"/>
+          <w:szCs w:val="24"/>
           <w:lang w:bidi="fa-IR"/>
         </w:rPr>
       </w:pPr>
@@ -514,6 +814,9 @@
         <w:gridCol w:w="2545"/>
       </w:tblGrid>
       <w:tr>
+        <w:trPr>
+          <w:trHeight w:val="2538"/>
+        </w:trPr>
         <w:tc>
           <w:tcPr>
             <w:tcW w:w="7191" w:type="dxa"/>
@@ -522,6 +825,9 @@
             <w:pPr>
               <w:bidi/>
               <w:rPr>
+                <w:rFonts w:ascii="Sahel FD-WOL" w:hAnsi="Sahel FD-WOL" w:cs="Sahel FD-WOL"/>
+                <w:sz w:val="24"/>
+                <w:szCs w:val="24"/>
                 <w:rtl/>
                 <w:lang w:bidi="fa-IR"/>
               </w:rPr>
@@ -538,17 +844,19 @@
               <w:bidi/>
               <w:jc w:val="center"/>
               <w:rPr>
-                <w:sz w:val="10"/>
-                <w:szCs w:val="14"/>
+                <w:rFonts w:ascii="Sahel FD-WOL" w:hAnsi="Sahel FD-WOL" w:cs="Sahel FD-WOL"/>
+                <w:sz w:val="24"/>
+                <w:szCs w:val="24"/>
                 <w:rtl/>
                 <w:lang w:bidi="fa-IR"/>
               </w:rPr>
             </w:pPr>
             <w:r>
               <w:rPr>
+                <w:rFonts w:ascii="Sahel FD-WOL" w:hAnsi="Sahel FD-WOL" w:cs="Sahel FD-WOL"/>
                 <w:noProof/>
-                <w:sz w:val="12"/>
-                <w:szCs w:val="16"/>
+                <w:sz w:val="14"/>
+                <w:szCs w:val="14"/>
                 <w:rtl/>
                 <w:lang w:val="fa-IR" w:bidi="fa-IR"/>
               </w:rPr>
@@ -610,9 +918,9 @@
             </w:r>
             <w:r>
               <w:rPr>
-                <w:rFonts w:hint="cs"/>
-                <w:sz w:val="12"/>
-                <w:szCs w:val="16"/>
+                <w:rFonts w:ascii="Sahel FD-WOL" w:hAnsi="Sahel FD-WOL" w:cs="Sahel FD-WOL"/>
+                <w:sz w:val="14"/>
+                <w:szCs w:val="14"/>
                 <w:rtl/>
                 <w:lang w:bidi="fa-IR"/>
               </w:rPr>
@@ -620,23 +928,27 @@
             </w:r>
             <w:r>
               <w:rPr>
-                <w:sz w:val="12"/>
-                <w:szCs w:val="16"/>
+                <w:rFonts w:ascii="Sahel FD-WOL" w:hAnsi="Sahel FD-WOL" w:cs="Sahel FD-WOL"/>
+                <w:sz w:val="14"/>
+                <w:szCs w:val="14"/>
                 <w:rtl/>
                 <w:lang w:bidi="fa-IR"/>
               </w:rPr>
               <w:br/>
-            </w:r>
-            <w:r>
-              <w:rPr>
-                <w:rFonts w:hint="cs"/>
-                <w:sz w:val="12"/>
-                <w:szCs w:val="16"/>
+              <w:t xml:space="preserve">سامانه مدیریت دوره های مجتمع آموزش عالی </w:t>
+            </w:r>
+            <w:proofErr w:type="spellStart"/>
+            <w:r>
+              <w:rPr>
+                <w:rFonts w:ascii="Sahel FD-WOL" w:hAnsi="Sahel FD-WOL" w:cs="Sahel FD-WOL"/>
+                <w:sz w:val="14"/>
+                <w:szCs w:val="14"/>
                 <w:rtl/>
                 <w:lang w:bidi="fa-IR"/>
               </w:rPr>
-              <w:t>سامانه مدیریت دوره های مجتمع آموزش عالی لارستان</w:t>
-            </w:r>
+              <w:t>لارستان</w:t>
+            </w:r>
+            <w:proofErr w:type="spellEnd"/>
           </w:p>
         </w:tc>
       </w:tr>
@@ -645,6 +957,9 @@
       <w:pPr>
         <w:bidi/>
         <w:rPr>
+          <w:rFonts w:ascii="Sahel FD-WOL" w:hAnsi="Sahel FD-WOL" w:cs="Sahel FD-WOL"/>
+          <w:sz w:val="24"/>
+          <w:szCs w:val="24"/>
           <w:lang w:bidi="fa-IR"/>
         </w:rPr>
       </w:pPr>
@@ -742,13 +1057,21 @@
           <w:pPr>
             <w:bidi/>
             <w:jc w:val="center"/>
+            <w:rPr>
+              <w:rFonts w:ascii="Sahel FD-WOL" w:hAnsi="Sahel FD-WOL" w:cs="Sahel FD-WOL"/>
+              <w:sz w:val="24"/>
+              <w:szCs w:val="24"/>
+            </w:rPr>
           </w:pPr>
           <w:r>
             <w:rPr>
+              <w:rFonts w:ascii="Sahel FD-WOL" w:hAnsi="Sahel FD-WOL" w:cs="Sahel FD-WOL"/>
               <w:noProof/>
+              <w:sz w:val="24"/>
+              <w:szCs w:val="24"/>
             </w:rPr>
             <w:drawing>
-              <wp:inline distT="0" distB="0" distL="0" distR="0" wp14:anchorId="51B9F1B3" wp14:editId="0217EBD8">
+              <wp:inline distT="0" distB="0" distL="0" distR="0" wp14:anchorId="51B9F1B3" wp14:editId="3C15E0D6">
                 <wp:extent cx="885825" cy="987477"/>
                 <wp:effectExtent l="0" t="0" r="0" b="3175"/>
                 <wp:docPr id="1" name="Picture 1"/>
@@ -808,17 +1131,33 @@
             <w:bidi/>
             <w:jc w:val="center"/>
             <w:rPr>
-              <w:rFonts w:cs="Lotus"/>
+              <w:rFonts w:ascii="Sahel FD-WOL" w:hAnsi="Sahel FD-WOL" w:cs="Sahel FD-WOL"/>
+              <w:sz w:val="16"/>
+              <w:szCs w:val="16"/>
               <w:lang w:bidi="fa-IR"/>
             </w:rPr>
           </w:pPr>
+          <w:proofErr w:type="spellStart"/>
           <w:r>
             <w:rPr>
-              <w:rFonts w:cs="Lotus" w:hint="cs"/>
+              <w:rFonts w:ascii="Sahel FD-WOL" w:hAnsi="Sahel FD-WOL" w:cs="Sahel FD-WOL"/>
+              <w:sz w:val="16"/>
+              <w:szCs w:val="16"/>
               <w:rtl/>
               <w:lang w:bidi="fa-IR"/>
             </w:rPr>
-            <w:t>بسمه تعالی</w:t>
+            <w:t>بسمه</w:t>
+          </w:r>
+          <w:proofErr w:type="spellEnd"/>
+          <w:r>
+            <w:rPr>
+              <w:rFonts w:ascii="Sahel FD-WOL" w:hAnsi="Sahel FD-WOL" w:cs="Sahel FD-WOL"/>
+              <w:sz w:val="16"/>
+              <w:szCs w:val="16"/>
+              <w:rtl/>
+              <w:lang w:bidi="fa-IR"/>
+            </w:rPr>
+            <w:t xml:space="preserve"> تعالی</w:t>
           </w:r>
         </w:p>
         <w:p>
@@ -826,7 +1165,9 @@
             <w:bidi/>
             <w:jc w:val="center"/>
             <w:rPr>
-              <w:rFonts w:cs="Lotus"/>
+              <w:rFonts w:ascii="Sahel FD-WOL" w:hAnsi="Sahel FD-WOL" w:cs="Sahel FD-WOL"/>
+              <w:sz w:val="24"/>
+              <w:szCs w:val="24"/>
               <w:lang w:bidi="fa-IR"/>
             </w:rPr>
           </w:pPr>
@@ -836,19 +1177,21 @@
             <w:bidi/>
             <w:jc w:val="center"/>
             <w:rPr>
-              <w:rFonts w:cs="Lotus"/>
+              <w:rFonts w:ascii="Sahel FD-WOL" w:hAnsi="Sahel FD-WOL" w:cs="Sahel FD-WOL"/>
               <w:b/>
               <w:bCs/>
+              <w:sz w:val="20"/>
+              <w:szCs w:val="20"/>
               <w:lang w:bidi="fa-IR"/>
             </w:rPr>
           </w:pPr>
           <w:r>
             <w:rPr>
-              <w:rFonts w:cs="Lotus" w:hint="cs"/>
+              <w:rFonts w:ascii="Sahel FD-WOL" w:hAnsi="Sahel FD-WOL" w:cs="Sahel FD-WOL"/>
               <w:b/>
               <w:bCs/>
-              <w:sz w:val="24"/>
-              <w:szCs w:val="24"/>
+              <w:sz w:val="20"/>
+              <w:szCs w:val="20"/>
               <w:rtl/>
               <w:lang w:bidi="fa-IR"/>
             </w:rPr>
@@ -865,19 +1208,46 @@
           <w:pPr>
             <w:bidi/>
             <w:rPr>
-              <w:rFonts w:cs="Lotus"/>
+              <w:rFonts w:ascii="Sahel FD-WOL" w:hAnsi="Sahel FD-WOL" w:cs="Sahel FD-WOL"/>
+              <w:color w:val="000000" w:themeColor="text1"/>
+              <w:sz w:val="18"/>
+              <w:szCs w:val="18"/>
+              <w14:shadow w14:blurRad="38100" w14:dist="19050" w14:dir="2700000" w14:sx="100000" w14:sy="100000" w14:kx="0" w14:ky="0" w14:algn="tl">
+                <w14:schemeClr w14:val="dk1">
+                  <w14:alpha w14:val="60000"/>
+                </w14:schemeClr>
+              </w14:shadow>
+              <w14:textOutline w14:w="0" w14:cap="flat" w14:cmpd="sng" w14:algn="ctr">
+                <w14:noFill/>
+                <w14:prstDash w14:val="solid"/>
+                <w14:round/>
+              </w14:textOutline>
             </w:rPr>
           </w:pPr>
           <w:r>
             <w:rPr>
-              <w:rFonts w:cs="Lotus" w:hint="cs"/>
+              <w:rFonts w:ascii="Sahel FD-WOL" w:hAnsi="Sahel FD-WOL" w:cs="Sahel FD-WOL"/>
+              <w:sz w:val="18"/>
+              <w:szCs w:val="18"/>
               <w:rtl/>
             </w:rPr>
             <w:t>شماره :</w:t>
           </w:r>
           <w:r>
             <w:rPr>
-              <w:rFonts w:cs="Lotus"/>
+              <w:rFonts w:ascii="Sahel FD-WOL" w:hAnsi="Sahel FD-WOL" w:cs="Sahel FD-WOL" w:hint="cs"/>
+              <w:sz w:val="18"/>
+              <w:szCs w:val="18"/>
+              <w:rtl/>
+              <w:lang w:bidi="fa-IR"/>
+            </w:rPr>
+            <w:t xml:space="preserve"> </w:t>
+          </w:r>
+          <w:r>
+            <w:rPr>
+              <w:rFonts w:ascii="Sahel FD-WOL" w:hAnsi="Sahel FD-WOL" w:cs="Sahel FD-WOL"/>
+              <w:sz w:val="18"/>
+              <w:szCs w:val="18"/>
             </w:rPr>
             <w:t>{{ number }}</w:t>
           </w:r>
@@ -886,34 +1256,53 @@
           <w:pPr>
             <w:bidi/>
             <w:rPr>
-              <w:rFonts w:cs="Lotus"/>
+              <w:rFonts w:ascii="Sahel FD-WOL" w:hAnsi="Sahel FD-WOL" w:cs="Sahel FD-WOL"/>
+              <w:sz w:val="18"/>
+              <w:szCs w:val="18"/>
               <w:rtl/>
             </w:rPr>
           </w:pPr>
           <w:r>
             <w:rPr>
-              <w:rFonts w:cs="Lotus" w:hint="cs"/>
+              <w:rFonts w:ascii="Sahel FD-WOL" w:hAnsi="Sahel FD-WOL" w:cs="Sahel FD-WOL"/>
+              <w:sz w:val="18"/>
+              <w:szCs w:val="18"/>
               <w:rtl/>
             </w:rPr>
             <w:t>تاریخ :</w:t>
           </w:r>
           <w:r>
             <w:rPr>
-              <w:rFonts w:cs="Lotus"/>
+              <w:rFonts w:ascii="Sahel FD-WOL" w:hAnsi="Sahel FD-WOL" w:cs="Sahel FD-WOL" w:hint="cs"/>
+              <w:sz w:val="18"/>
+              <w:szCs w:val="18"/>
+              <w:rtl/>
+            </w:rPr>
+            <w:t xml:space="preserve"> </w:t>
+          </w:r>
+          <w:r>
+            <w:rPr>
+              <w:rFonts w:ascii="Sahel FD-WOL" w:hAnsi="Sahel FD-WOL" w:cs="Sahel FD-WOL"/>
+              <w:sz w:val="18"/>
+              <w:szCs w:val="18"/>
             </w:rPr>
             <w:t xml:space="preserve">{{ </w:t>
           </w:r>
           <w:proofErr w:type="spellStart"/>
           <w:r>
             <w:rPr>
-              <w:rFonts w:cs="Lotus"/>
+              <w:rFonts w:ascii="Sahel FD-WOL" w:hAnsi="Sahel FD-WOL" w:cs="Sahel FD-WOL"/>
+              <w:sz w:val="18"/>
+              <w:szCs w:val="18"/>
             </w:rPr>
             <w:t>date.issue</w:t>
           </w:r>
           <w:proofErr w:type="spellEnd"/>
           <w:r>
             <w:rPr>
-              <w:rFonts w:cs="Lotus"/>
+              <w:rFonts w:ascii="Sahel FD-WOL" w:hAnsi="Sahel FD-WOL" w:cs="Sahel FD-WOL"/>
+              <w:sz w:val="18"/>
+              <w:szCs w:val="18"/>
             </w:rPr>
             <w:t xml:space="preserve"> }}</w:t>
           </w:r>
@@ -922,21 +1311,27 @@
           <w:pPr>
             <w:bidi/>
             <w:rPr>
-              <w:rFonts w:cs="Lotus"/>
+              <w:rFonts w:ascii="Sahel FD-WOL" w:hAnsi="Sahel FD-WOL" w:cs="Sahel FD-WOL"/>
+              <w:sz w:val="24"/>
+              <w:szCs w:val="24"/>
               <w:rtl/>
               <w:lang w:bidi="fa-IR"/>
             </w:rPr>
           </w:pPr>
           <w:r>
             <w:rPr>
-              <w:rFonts w:cs="Lotus" w:hint="cs"/>
+              <w:rFonts w:ascii="Sahel FD-WOL" w:hAnsi="Sahel FD-WOL" w:cs="Sahel FD-WOL"/>
+              <w:sz w:val="18"/>
+              <w:szCs w:val="18"/>
               <w:rtl/>
             </w:rPr>
             <w:t>پیوست :</w:t>
           </w:r>
           <w:r>
             <w:rPr>
-              <w:rFonts w:cs="Lotus" w:hint="cs"/>
+              <w:rFonts w:ascii="Sahel FD-WOL" w:hAnsi="Sahel FD-WOL" w:cs="Sahel FD-WOL"/>
+              <w:sz w:val="18"/>
+              <w:szCs w:val="18"/>
               <w:rtl/>
               <w:lang w:bidi="fa-IR"/>
             </w:rPr>
@@ -949,15 +1344,23 @@
   <w:p>
     <w:pPr>
       <w:pStyle w:val="Header"/>
+      <w:rPr>
+        <w:rFonts w:ascii="Sahel FD-WOL" w:hAnsi="Sahel FD-WOL" w:cs="Sahel FD-WOL"/>
+        <w:sz w:val="24"/>
+        <w:szCs w:val="24"/>
+      </w:rPr>
     </w:pPr>
     <w:r>
       <w:rPr>
+        <w:rFonts w:ascii="Sahel FD-WOL" w:hAnsi="Sahel FD-WOL" w:cs="Sahel FD-WOL"/>
         <w:noProof/>
+        <w:sz w:val="24"/>
+        <w:szCs w:val="24"/>
       </w:rPr>
       <mc:AlternateContent>
         <mc:Choice Requires="wps">
           <w:drawing>
-            <wp:anchor distT="0" distB="0" distL="114300" distR="114300" simplePos="0" relativeHeight="251659264" behindDoc="0" locked="0" layoutInCell="1" allowOverlap="1" wp14:anchorId="32CE5604" wp14:editId="7407956B">
+            <wp:anchor distT="0" distB="0" distL="114300" distR="114300" simplePos="0" relativeHeight="251659264" behindDoc="0" locked="0" layoutInCell="1" allowOverlap="1" wp14:anchorId="32CE5604" wp14:editId="20873180">
               <wp:simplePos x="0" y="0"/>
               <wp:positionH relativeFrom="page">
                 <wp:align>right</wp:align>
@@ -965,7 +1368,7 @@
               <wp:positionV relativeFrom="paragraph">
                 <wp:posOffset>-1438275</wp:posOffset>
               </wp:positionV>
-              <wp:extent cx="523875" cy="10725150"/>
+              <wp:extent cx="257175" cy="10725150"/>
               <wp:effectExtent l="0" t="0" r="9525" b="0"/>
               <wp:wrapNone/>
               <wp:docPr id="2" name="Rectangle 2"/>
@@ -977,7 +1380,7 @@
                     <wps:spPr>
                       <a:xfrm>
                         <a:off x="0" y="0"/>
-                        <a:ext cx="523875" cy="10725150"/>
+                        <a:ext cx="257175" cy="10725150"/>
                       </a:xfrm>
                       <a:prstGeom prst="rect">
                         <a:avLst/>
@@ -1025,7 +1428,7 @@
         </mc:Choice>
         <mc:Fallback>
           <w:pict>
-            <v:rect w14:anchorId="2E486309" id="Rectangle 2" o:spid="_x0000_s1026" style="position:absolute;margin-left:-9.95pt;margin-top:-113.25pt;width:41.25pt;height:844.5pt;z-index:251659264;visibility:visible;mso-wrap-style:square;mso-width-percent:0;mso-height-percent:0;mso-wrap-distance-left:9pt;mso-wrap-distance-top:0;mso-wrap-distance-right:9pt;mso-wrap-distance-bottom:0;mso-position-horizontal:right;mso-position-horizontal-relative:page;mso-position-vertical:absolute;mso-position-vertical-relative:text;mso-width-percent:0;mso-height-percent:0;mso-width-relative:margin;mso-height-relative:margin;v-text-anchor:middle" o:gfxdata="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" fillcolor="#00b050" stroked="f" strokeweight="1pt">
+            <v:rect w14:anchorId="22563416" id="Rectangle 2" o:spid="_x0000_s1026" style="position:absolute;margin-left:-30.95pt;margin-top:-113.25pt;width:20.25pt;height:844.5pt;z-index:251659264;visibility:visible;mso-wrap-style:square;mso-width-percent:0;mso-height-percent:0;mso-wrap-distance-left:9pt;mso-wrap-distance-top:0;mso-wrap-distance-right:9pt;mso-wrap-distance-bottom:0;mso-position-horizontal:right;mso-position-horizontal-relative:page;mso-position-vertical:absolute;mso-position-vertical-relative:text;mso-width-percent:0;mso-height-percent:0;mso-width-relative:margin;mso-height-relative:margin;v-text-anchor:middle" o:gfxdata="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" fillcolor="#00b050" stroked="f" strokeweight="1pt">
               <w10:wrap anchorx="page"/>
             </v:rect>
           </w:pict>
